--- a/reports/projects/2.3_Report.docx
+++ b/reports/projects/2.3_Report.docx
@@ -64,7 +64,7 @@
           <w:szCs w:val="19"/>
           <w:rFonts w:ascii="Cambria" w:cs="Cambria" w:eastAsia="Cambria" w:hAnsi="Cambria"/>
         </w:rPr>
-        <w:t xml:space="preserve">September 12, 2026</w:t>
+        <w:t xml:space="preserve">September 13, 2026</w:t>
       </w:r>
     </w:p>
     <w:tbl>
@@ -1724,7 +1724,7 @@
         <w:szCs w:val="14"/>
         <w:rFonts w:ascii="Cambria" w:cs="Cambria" w:eastAsia="Cambria" w:hAnsi="Cambria"/>
       </w:rPr>
-      <w:t xml:space="preserve">Generated September 12, 2026  |  California Community Colleges  |  CPL Initiative</w:t>
+      <w:t xml:space="preserve">Generated September 13, 2026  |  California Community Colleges  |  CPL Initiative</w:t>
     </w:r>
     <w:r>
       <w:rPr>

--- a/reports/projects/2.3_Report.docx
+++ b/reports/projects/2.3_Report.docx
@@ -64,7 +64,7 @@
           <w:szCs w:val="19"/>
           <w:rFonts w:ascii="Cambria" w:cs="Cambria" w:eastAsia="Cambria" w:hAnsi="Cambria"/>
         </w:rPr>
-        <w:t xml:space="preserve">September 13, 2026</w:t>
+        <w:t xml:space="preserve">September 14, 2026</w:t>
       </w:r>
     </w:p>
     <w:tbl>
@@ -1724,7 +1724,7 @@
         <w:szCs w:val="14"/>
         <w:rFonts w:ascii="Cambria" w:cs="Cambria" w:eastAsia="Cambria" w:hAnsi="Cambria"/>
       </w:rPr>
-      <w:t xml:space="preserve">Generated September 13, 2026  |  California Community Colleges  |  CPL Initiative</w:t>
+      <w:t xml:space="preserve">Generated September 14, 2026  |  California Community Colleges  |  CPL Initiative</w:t>
     </w:r>
     <w:r>
       <w:rPr>

--- a/reports/projects/2.3_Report.docx
+++ b/reports/projects/2.3_Report.docx
@@ -64,7 +64,7 @@
           <w:szCs w:val="19"/>
           <w:rFonts w:ascii="Cambria" w:cs="Cambria" w:eastAsia="Cambria" w:hAnsi="Cambria"/>
         </w:rPr>
-        <w:t xml:space="preserve">September 14, 2026</w:t>
+        <w:t xml:space="preserve">September 15, 2026</w:t>
       </w:r>
     </w:p>
     <w:tbl>
@@ -1724,7 +1724,7 @@
         <w:szCs w:val="14"/>
         <w:rFonts w:ascii="Cambria" w:cs="Cambria" w:eastAsia="Cambria" w:hAnsi="Cambria"/>
       </w:rPr>
-      <w:t xml:space="preserve">Generated September 14, 2026  |  California Community Colleges  |  CPL Initiative</w:t>
+      <w:t xml:space="preserve">Generated September 15, 2026  |  California Community Colleges  |  CPL Initiative</w:t>
     </w:r>
     <w:r>
       <w:rPr>

--- a/reports/projects/2.3_Report.docx
+++ b/reports/projects/2.3_Report.docx
@@ -64,7 +64,7 @@
           <w:szCs w:val="19"/>
           <w:rFonts w:ascii="Cambria" w:cs="Cambria" w:eastAsia="Cambria" w:hAnsi="Cambria"/>
         </w:rPr>
-        <w:t xml:space="preserve">September 15, 2026</w:t>
+        <w:t xml:space="preserve">September 16, 2026</w:t>
       </w:r>
     </w:p>
     <w:tbl>
@@ -1724,7 +1724,7 @@
         <w:szCs w:val="14"/>
         <w:rFonts w:ascii="Cambria" w:cs="Cambria" w:eastAsia="Cambria" w:hAnsi="Cambria"/>
       </w:rPr>
-      <w:t xml:space="preserve">Generated September 15, 2026  |  California Community Colleges  |  CPL Initiative</w:t>
+      <w:t xml:space="preserve">Generated September 16, 2026  |  California Community Colleges  |  CPL Initiative</w:t>
     </w:r>
     <w:r>
       <w:rPr>

--- a/reports/projects/2.3_Report.docx
+++ b/reports/projects/2.3_Report.docx
@@ -64,7 +64,7 @@
           <w:szCs w:val="19"/>
           <w:rFonts w:ascii="Cambria" w:cs="Cambria" w:eastAsia="Cambria" w:hAnsi="Cambria"/>
         </w:rPr>
-        <w:t xml:space="preserve">September 16, 2026</w:t>
+        <w:t xml:space="preserve">September 17, 2026</w:t>
       </w:r>
     </w:p>
     <w:tbl>
@@ -1724,7 +1724,7 @@
         <w:szCs w:val="14"/>
         <w:rFonts w:ascii="Cambria" w:cs="Cambria" w:eastAsia="Cambria" w:hAnsi="Cambria"/>
       </w:rPr>
-      <w:t xml:space="preserve">Generated September 16, 2026  |  California Community Colleges  |  CPL Initiative</w:t>
+      <w:t xml:space="preserve">Generated September 17, 2026  |  California Community Colleges  |  CPL Initiative</w:t>
     </w:r>
     <w:r>
       <w:rPr>

--- a/reports/projects/2.3_Report.docx
+++ b/reports/projects/2.3_Report.docx
@@ -64,7 +64,7 @@
           <w:szCs w:val="19"/>
           <w:rFonts w:ascii="Cambria" w:cs="Cambria" w:eastAsia="Cambria" w:hAnsi="Cambria"/>
         </w:rPr>
-        <w:t xml:space="preserve">September 17, 2026</w:t>
+        <w:t xml:space="preserve">September 18, 2026</w:t>
       </w:r>
     </w:p>
     <w:tbl>
@@ -1724,7 +1724,7 @@
         <w:szCs w:val="14"/>
         <w:rFonts w:ascii="Cambria" w:cs="Cambria" w:eastAsia="Cambria" w:hAnsi="Cambria"/>
       </w:rPr>
-      <w:t xml:space="preserve">Generated September 17, 2026  |  California Community Colleges  |  CPL Initiative</w:t>
+      <w:t xml:space="preserve">Generated September 18, 2026  |  California Community Colleges  |  CPL Initiative</w:t>
     </w:r>
     <w:r>
       <w:rPr>

--- a/reports/projects/2.3_Report.docx
+++ b/reports/projects/2.3_Report.docx
@@ -64,7 +64,7 @@
           <w:szCs w:val="19"/>
           <w:rFonts w:ascii="Cambria" w:cs="Cambria" w:eastAsia="Cambria" w:hAnsi="Cambria"/>
         </w:rPr>
-        <w:t xml:space="preserve">September 18, 2026</w:t>
+        <w:t xml:space="preserve">September 19, 2026</w:t>
       </w:r>
     </w:p>
     <w:tbl>
@@ -1724,7 +1724,7 @@
         <w:szCs w:val="14"/>
         <w:rFonts w:ascii="Cambria" w:cs="Cambria" w:eastAsia="Cambria" w:hAnsi="Cambria"/>
       </w:rPr>
-      <w:t xml:space="preserve">Generated September 18, 2026  |  California Community Colleges  |  CPL Initiative</w:t>
+      <w:t xml:space="preserve">Generated September 19, 2026  |  California Community Colleges  |  CPL Initiative</w:t>
     </w:r>
     <w:r>
       <w:rPr>

--- a/reports/projects/2.3_Report.docx
+++ b/reports/projects/2.3_Report.docx
@@ -64,7 +64,7 @@
           <w:szCs w:val="19"/>
           <w:rFonts w:ascii="Cambria" w:cs="Cambria" w:eastAsia="Cambria" w:hAnsi="Cambria"/>
         </w:rPr>
-        <w:t xml:space="preserve">September 19, 2026</w:t>
+        <w:t xml:space="preserve">September 20, 2026</w:t>
       </w:r>
     </w:p>
     <w:tbl>
@@ -1724,7 +1724,7 @@
         <w:szCs w:val="14"/>
         <w:rFonts w:ascii="Cambria" w:cs="Cambria" w:eastAsia="Cambria" w:hAnsi="Cambria"/>
       </w:rPr>
-      <w:t xml:space="preserve">Generated September 19, 2026  |  California Community Colleges  |  CPL Initiative</w:t>
+      <w:t xml:space="preserve">Generated September 20, 2026  |  California Community Colleges  |  CPL Initiative</w:t>
     </w:r>
     <w:r>
       <w:rPr>

--- a/reports/projects/2.3_Report.docx
+++ b/reports/projects/2.3_Report.docx
@@ -64,7 +64,7 @@
           <w:szCs w:val="19"/>
           <w:rFonts w:ascii="Cambria" w:cs="Cambria" w:eastAsia="Cambria" w:hAnsi="Cambria"/>
         </w:rPr>
-        <w:t xml:space="preserve">September 20, 2026</w:t>
+        <w:t xml:space="preserve">September 21, 2026</w:t>
       </w:r>
     </w:p>
     <w:tbl>
@@ -1724,7 +1724,7 @@
         <w:szCs w:val="14"/>
         <w:rFonts w:ascii="Cambria" w:cs="Cambria" w:eastAsia="Cambria" w:hAnsi="Cambria"/>
       </w:rPr>
-      <w:t xml:space="preserve">Generated September 20, 2026  |  California Community Colleges  |  CPL Initiative</w:t>
+      <w:t xml:space="preserve">Generated September 21, 2026  |  California Community Colleges  |  CPL Initiative</w:t>
     </w:r>
     <w:r>
       <w:rPr>

--- a/reports/projects/2.3_Report.docx
+++ b/reports/projects/2.3_Report.docx
@@ -64,7 +64,7 @@
           <w:szCs w:val="19"/>
           <w:rFonts w:ascii="Cambria" w:cs="Cambria" w:eastAsia="Cambria" w:hAnsi="Cambria"/>
         </w:rPr>
-        <w:t xml:space="preserve">September 21, 2026</w:t>
+        <w:t xml:space="preserve">September 22, 2026</w:t>
       </w:r>
     </w:p>
     <w:tbl>
@@ -1724,7 +1724,7 @@
         <w:szCs w:val="14"/>
         <w:rFonts w:ascii="Cambria" w:cs="Cambria" w:eastAsia="Cambria" w:hAnsi="Cambria"/>
       </w:rPr>
-      <w:t xml:space="preserve">Generated September 21, 2026  |  California Community Colleges  |  CPL Initiative</w:t>
+      <w:t xml:space="preserve">Generated September 22, 2026  |  California Community Colleges  |  CPL Initiative</w:t>
     </w:r>
     <w:r>
       <w:rPr>

--- a/reports/projects/2.3_Report.docx
+++ b/reports/projects/2.3_Report.docx
@@ -64,7 +64,7 @@
           <w:szCs w:val="19"/>
           <w:rFonts w:ascii="Cambria" w:cs="Cambria" w:eastAsia="Cambria" w:hAnsi="Cambria"/>
         </w:rPr>
-        <w:t xml:space="preserve">September 22, 2026</w:t>
+        <w:t xml:space="preserve">September 23, 2026</w:t>
       </w:r>
     </w:p>
     <w:tbl>
@@ -1724,7 +1724,7 @@
         <w:szCs w:val="14"/>
         <w:rFonts w:ascii="Cambria" w:cs="Cambria" w:eastAsia="Cambria" w:hAnsi="Cambria"/>
       </w:rPr>
-      <w:t xml:space="preserve">Generated September 22, 2026  |  California Community Colleges  |  CPL Initiative</w:t>
+      <w:t xml:space="preserve">Generated September 23, 2026  |  California Community Colleges  |  CPL Initiative</w:t>
     </w:r>
     <w:r>
       <w:rPr>

--- a/reports/projects/2.3_Report.docx
+++ b/reports/projects/2.3_Report.docx
@@ -64,7 +64,7 @@
           <w:szCs w:val="19"/>
           <w:rFonts w:ascii="Cambria" w:cs="Cambria" w:eastAsia="Cambria" w:hAnsi="Cambria"/>
         </w:rPr>
-        <w:t xml:space="preserve">September 23, 2026</w:t>
+        <w:t xml:space="preserve">September 24, 2026</w:t>
       </w:r>
     </w:p>
     <w:tbl>
@@ -1724,7 +1724,7 @@
         <w:szCs w:val="14"/>
         <w:rFonts w:ascii="Cambria" w:cs="Cambria" w:eastAsia="Cambria" w:hAnsi="Cambria"/>
       </w:rPr>
-      <w:t xml:space="preserve">Generated September 23, 2026  |  California Community Colleges  |  CPL Initiative</w:t>
+      <w:t xml:space="preserve">Generated September 24, 2026  |  California Community Colleges  |  CPL Initiative</w:t>
     </w:r>
     <w:r>
       <w:rPr>

--- a/reports/projects/2.3_Report.docx
+++ b/reports/projects/2.3_Report.docx
@@ -64,7 +64,7 @@
           <w:szCs w:val="19"/>
           <w:rFonts w:ascii="Cambria" w:cs="Cambria" w:eastAsia="Cambria" w:hAnsi="Cambria"/>
         </w:rPr>
-        <w:t xml:space="preserve">September 24, 2026</w:t>
+        <w:t xml:space="preserve">September 25, 2026</w:t>
       </w:r>
     </w:p>
     <w:tbl>
@@ -1724,7 +1724,7 @@
         <w:szCs w:val="14"/>
         <w:rFonts w:ascii="Cambria" w:cs="Cambria" w:eastAsia="Cambria" w:hAnsi="Cambria"/>
       </w:rPr>
-      <w:t xml:space="preserve">Generated September 24, 2026  |  California Community Colleges  |  CPL Initiative</w:t>
+      <w:t xml:space="preserve">Generated September 25, 2026  |  California Community Colleges  |  CPL Initiative</w:t>
     </w:r>
     <w:r>
       <w:rPr>

--- a/reports/projects/2.3_Report.docx
+++ b/reports/projects/2.3_Report.docx
@@ -64,7 +64,7 @@
           <w:szCs w:val="19"/>
           <w:rFonts w:ascii="Cambria" w:cs="Cambria" w:eastAsia="Cambria" w:hAnsi="Cambria"/>
         </w:rPr>
-        <w:t xml:space="preserve">September 25, 2026</w:t>
+        <w:t xml:space="preserve">September 26, 2026</w:t>
       </w:r>
     </w:p>
     <w:tbl>
@@ -1724,7 +1724,7 @@
         <w:szCs w:val="14"/>
         <w:rFonts w:ascii="Cambria" w:cs="Cambria" w:eastAsia="Cambria" w:hAnsi="Cambria"/>
       </w:rPr>
-      <w:t xml:space="preserve">Generated September 25, 2026  |  California Community Colleges  |  CPL Initiative</w:t>
+      <w:t xml:space="preserve">Generated September 26, 2026  |  California Community Colleges  |  CPL Initiative</w:t>
     </w:r>
     <w:r>
       <w:rPr>

--- a/reports/projects/2.3_Report.docx
+++ b/reports/projects/2.3_Report.docx
@@ -64,7 +64,7 @@
           <w:szCs w:val="19"/>
           <w:rFonts w:ascii="Cambria" w:cs="Cambria" w:eastAsia="Cambria" w:hAnsi="Cambria"/>
         </w:rPr>
-        <w:t xml:space="preserve">September 26, 2026</w:t>
+        <w:t xml:space="preserve">September 27, 2026</w:t>
       </w:r>
     </w:p>
     <w:tbl>
@@ -1724,7 +1724,7 @@
         <w:szCs w:val="14"/>
         <w:rFonts w:ascii="Cambria" w:cs="Cambria" w:eastAsia="Cambria" w:hAnsi="Cambria"/>
       </w:rPr>
-      <w:t xml:space="preserve">Generated September 26, 2026  |  California Community Colleges  |  CPL Initiative</w:t>
+      <w:t xml:space="preserve">Generated September 27, 2026  |  California Community Colleges  |  CPL Initiative</w:t>
     </w:r>
     <w:r>
       <w:rPr>

--- a/reports/projects/2.3_Report.docx
+++ b/reports/projects/2.3_Report.docx
@@ -64,7 +64,7 @@
           <w:szCs w:val="19"/>
           <w:rFonts w:ascii="Cambria" w:cs="Cambria" w:eastAsia="Cambria" w:hAnsi="Cambria"/>
         </w:rPr>
-        <w:t xml:space="preserve">September 27, 2026</w:t>
+        <w:t xml:space="preserve">September 28, 2026</w:t>
       </w:r>
     </w:p>
     <w:tbl>
@@ -1724,7 +1724,7 @@
         <w:szCs w:val="14"/>
         <w:rFonts w:ascii="Cambria" w:cs="Cambria" w:eastAsia="Cambria" w:hAnsi="Cambria"/>
       </w:rPr>
-      <w:t xml:space="preserve">Generated September 27, 2026  |  California Community Colleges  |  CPL Initiative</w:t>
+      <w:t xml:space="preserve">Generated September 28, 2026  |  California Community Colleges  |  CPL Initiative</w:t>
     </w:r>
     <w:r>
       <w:rPr>

--- a/reports/projects/2.3_Report.docx
+++ b/reports/projects/2.3_Report.docx
@@ -64,7 +64,7 @@
           <w:szCs w:val="19"/>
           <w:rFonts w:ascii="Cambria" w:cs="Cambria" w:eastAsia="Cambria" w:hAnsi="Cambria"/>
         </w:rPr>
-        <w:t xml:space="preserve">September 28, 2026</w:t>
+        <w:t xml:space="preserve">September 29, 2026</w:t>
       </w:r>
     </w:p>
     <w:tbl>
@@ -1724,7 +1724,7 @@
         <w:szCs w:val="14"/>
         <w:rFonts w:ascii="Cambria" w:cs="Cambria" w:eastAsia="Cambria" w:hAnsi="Cambria"/>
       </w:rPr>
-      <w:t xml:space="preserve">Generated September 28, 2026  |  California Community Colleges  |  CPL Initiative</w:t>
+      <w:t xml:space="preserve">Generated September 29, 2026  |  California Community Colleges  |  CPL Initiative</w:t>
     </w:r>
     <w:r>
       <w:rPr>

--- a/reports/projects/2.3_Report.docx
+++ b/reports/projects/2.3_Report.docx
@@ -64,7 +64,7 @@
           <w:szCs w:val="19"/>
           <w:rFonts w:ascii="Cambria" w:cs="Cambria" w:eastAsia="Cambria" w:hAnsi="Cambria"/>
         </w:rPr>
-        <w:t xml:space="preserve">September 29, 2026</w:t>
+        <w:t xml:space="preserve">September 30, 2026</w:t>
       </w:r>
     </w:p>
     <w:tbl>
@@ -1724,7 +1724,7 @@
         <w:szCs w:val="14"/>
         <w:rFonts w:ascii="Cambria" w:cs="Cambria" w:eastAsia="Cambria" w:hAnsi="Cambria"/>
       </w:rPr>
-      <w:t xml:space="preserve">Generated September 29, 2026  |  California Community Colleges  |  CPL Initiative</w:t>
+      <w:t xml:space="preserve">Generated September 30, 2026  |  California Community Colleges  |  CPL Initiative</w:t>
     </w:r>
     <w:r>
       <w:rPr>

--- a/reports/projects/2.3_Report.docx
+++ b/reports/projects/2.3_Report.docx
@@ -64,7 +64,7 @@
           <w:szCs w:val="19"/>
           <w:rFonts w:ascii="Cambria" w:cs="Cambria" w:eastAsia="Cambria" w:hAnsi="Cambria"/>
         </w:rPr>
-        <w:t xml:space="preserve">September 30, 2026</w:t>
+        <w:t xml:space="preserve">October 1, 2026</w:t>
       </w:r>
     </w:p>
     <w:tbl>
@@ -1724,7 +1724,7 @@
         <w:szCs w:val="14"/>
         <w:rFonts w:ascii="Cambria" w:cs="Cambria" w:eastAsia="Cambria" w:hAnsi="Cambria"/>
       </w:rPr>
-      <w:t xml:space="preserve">Generated September 30, 2026  |  California Community Colleges  |  CPL Initiative</w:t>
+      <w:t xml:space="preserve">Generated October 1, 2026  |  California Community Colleges  |  CPL Initiative</w:t>
     </w:r>
     <w:r>
       <w:rPr>

--- a/reports/projects/2.3_Report.docx
+++ b/reports/projects/2.3_Report.docx
@@ -64,7 +64,7 @@
           <w:szCs w:val="19"/>
           <w:rFonts w:ascii="Cambria" w:cs="Cambria" w:eastAsia="Cambria" w:hAnsi="Cambria"/>
         </w:rPr>
-        <w:t xml:space="preserve">October 1, 2026</w:t>
+        <w:t xml:space="preserve">October 2, 2026</w:t>
       </w:r>
     </w:p>
     <w:tbl>
@@ -1724,7 +1724,7 @@
         <w:szCs w:val="14"/>
         <w:rFonts w:ascii="Cambria" w:cs="Cambria" w:eastAsia="Cambria" w:hAnsi="Cambria"/>
       </w:rPr>
-      <w:t xml:space="preserve">Generated October 1, 2026  |  California Community Colleges  |  CPL Initiative</w:t>
+      <w:t xml:space="preserve">Generated October 2, 2026  |  California Community Colleges  |  CPL Initiative</w:t>
     </w:r>
     <w:r>
       <w:rPr>

--- a/reports/projects/2.3_Report.docx
+++ b/reports/projects/2.3_Report.docx
@@ -64,7 +64,7 @@
           <w:szCs w:val="19"/>
           <w:rFonts w:ascii="Cambria" w:cs="Cambria" w:eastAsia="Cambria" w:hAnsi="Cambria"/>
         </w:rPr>
-        <w:t xml:space="preserve">October 2, 2026</w:t>
+        <w:t xml:space="preserve">October 3, 2026</w:t>
       </w:r>
     </w:p>
     <w:tbl>
@@ -1724,7 +1724,7 @@
         <w:szCs w:val="14"/>
         <w:rFonts w:ascii="Cambria" w:cs="Cambria" w:eastAsia="Cambria" w:hAnsi="Cambria"/>
       </w:rPr>
-      <w:t xml:space="preserve">Generated October 2, 2026  |  California Community Colleges  |  CPL Initiative</w:t>
+      <w:t xml:space="preserve">Generated October 3, 2026  |  California Community Colleges  |  CPL Initiative</w:t>
     </w:r>
     <w:r>
       <w:rPr>

--- a/reports/projects/2.3_Report.docx
+++ b/reports/projects/2.3_Report.docx
@@ -64,7 +64,7 @@
           <w:szCs w:val="19"/>
           <w:rFonts w:ascii="Cambria" w:cs="Cambria" w:eastAsia="Cambria" w:hAnsi="Cambria"/>
         </w:rPr>
-        <w:t xml:space="preserve">October 3, 2026</w:t>
+        <w:t xml:space="preserve">October 4, 2026</w:t>
       </w:r>
     </w:p>
     <w:tbl>
@@ -1724,7 +1724,7 @@
         <w:szCs w:val="14"/>
         <w:rFonts w:ascii="Cambria" w:cs="Cambria" w:eastAsia="Cambria" w:hAnsi="Cambria"/>
       </w:rPr>
-      <w:t xml:space="preserve">Generated October 3, 2026  |  California Community Colleges  |  CPL Initiative</w:t>
+      <w:t xml:space="preserve">Generated October 4, 2026  |  California Community Colleges  |  CPL Initiative</w:t>
     </w:r>
     <w:r>
       <w:rPr>

--- a/reports/projects/2.3_Report.docx
+++ b/reports/projects/2.3_Report.docx
@@ -64,7 +64,7 @@
           <w:szCs w:val="19"/>
           <w:rFonts w:ascii="Cambria" w:cs="Cambria" w:eastAsia="Cambria" w:hAnsi="Cambria"/>
         </w:rPr>
-        <w:t xml:space="preserve">October 4, 2026</w:t>
+        <w:t xml:space="preserve">October 5, 2026</w:t>
       </w:r>
     </w:p>
     <w:tbl>
@@ -1724,7 +1724,7 @@
         <w:szCs w:val="14"/>
         <w:rFonts w:ascii="Cambria" w:cs="Cambria" w:eastAsia="Cambria" w:hAnsi="Cambria"/>
       </w:rPr>
-      <w:t xml:space="preserve">Generated October 4, 2026  |  California Community Colleges  |  CPL Initiative</w:t>
+      <w:t xml:space="preserve">Generated October 5, 2026  |  California Community Colleges  |  CPL Initiative</w:t>
     </w:r>
     <w:r>
       <w:rPr>

--- a/reports/projects/2.3_Report.docx
+++ b/reports/projects/2.3_Report.docx
@@ -64,7 +64,7 @@
           <w:szCs w:val="19"/>
           <w:rFonts w:ascii="Cambria" w:cs="Cambria" w:eastAsia="Cambria" w:hAnsi="Cambria"/>
         </w:rPr>
-        <w:t xml:space="preserve">October 5, 2026</w:t>
+        <w:t xml:space="preserve">October 6, 2026</w:t>
       </w:r>
     </w:p>
     <w:tbl>
@@ -1724,7 +1724,7 @@
         <w:szCs w:val="14"/>
         <w:rFonts w:ascii="Cambria" w:cs="Cambria" w:eastAsia="Cambria" w:hAnsi="Cambria"/>
       </w:rPr>
-      <w:t xml:space="preserve">Generated October 5, 2026  |  California Community Colleges  |  CPL Initiative</w:t>
+      <w:t xml:space="preserve">Generated October 6, 2026  |  California Community Colleges  |  CPL Initiative</w:t>
     </w:r>
     <w:r>
       <w:rPr>

--- a/reports/projects/2.3_Report.docx
+++ b/reports/projects/2.3_Report.docx
@@ -64,7 +64,7 @@
           <w:szCs w:val="19"/>
           <w:rFonts w:ascii="Cambria" w:cs="Cambria" w:eastAsia="Cambria" w:hAnsi="Cambria"/>
         </w:rPr>
-        <w:t xml:space="preserve">October 6, 2026</w:t>
+        <w:t xml:space="preserve">October 7, 2026</w:t>
       </w:r>
     </w:p>
     <w:tbl>
@@ -1724,7 +1724,7 @@
         <w:szCs w:val="14"/>
         <w:rFonts w:ascii="Cambria" w:cs="Cambria" w:eastAsia="Cambria" w:hAnsi="Cambria"/>
       </w:rPr>
-      <w:t xml:space="preserve">Generated October 6, 2026  |  California Community Colleges  |  CPL Initiative</w:t>
+      <w:t xml:space="preserve">Generated October 7, 2026  |  California Community Colleges  |  CPL Initiative</w:t>
     </w:r>
     <w:r>
       <w:rPr>

--- a/reports/projects/2.3_Report.docx
+++ b/reports/projects/2.3_Report.docx
@@ -64,7 +64,7 @@
           <w:szCs w:val="19"/>
           <w:rFonts w:ascii="Cambria" w:cs="Cambria" w:eastAsia="Cambria" w:hAnsi="Cambria"/>
         </w:rPr>
-        <w:t xml:space="preserve">October 7, 2026</w:t>
+        <w:t xml:space="preserve">October 8, 2026</w:t>
       </w:r>
     </w:p>
     <w:tbl>
@@ -1724,7 +1724,7 @@
         <w:szCs w:val="14"/>
         <w:rFonts w:ascii="Cambria" w:cs="Cambria" w:eastAsia="Cambria" w:hAnsi="Cambria"/>
       </w:rPr>
-      <w:t xml:space="preserve">Generated October 7, 2026  |  California Community Colleges  |  CPL Initiative</w:t>
+      <w:t xml:space="preserve">Generated October 8, 2026  |  California Community Colleges  |  CPL Initiative</w:t>
     </w:r>
     <w:r>
       <w:rPr>

--- a/reports/projects/2.3_Report.docx
+++ b/reports/projects/2.3_Report.docx
@@ -64,7 +64,7 @@
           <w:szCs w:val="19"/>
           <w:rFonts w:ascii="Cambria" w:cs="Cambria" w:eastAsia="Cambria" w:hAnsi="Cambria"/>
         </w:rPr>
-        <w:t xml:space="preserve">October 8, 2026</w:t>
+        <w:t xml:space="preserve">October 9, 2026</w:t>
       </w:r>
     </w:p>
     <w:tbl>
@@ -1724,7 +1724,7 @@
         <w:szCs w:val="14"/>
         <w:rFonts w:ascii="Cambria" w:cs="Cambria" w:eastAsia="Cambria" w:hAnsi="Cambria"/>
       </w:rPr>
-      <w:t xml:space="preserve">Generated October 8, 2026  |  California Community Colleges  |  CPL Initiative</w:t>
+      <w:t xml:space="preserve">Generated October 9, 2026  |  California Community Colleges  |  CPL Initiative</w:t>
     </w:r>
     <w:r>
       <w:rPr>

--- a/reports/projects/2.3_Report.docx
+++ b/reports/projects/2.3_Report.docx
@@ -64,7 +64,7 @@
           <w:szCs w:val="19"/>
           <w:rFonts w:ascii="Cambria" w:cs="Cambria" w:eastAsia="Cambria" w:hAnsi="Cambria"/>
         </w:rPr>
-        <w:t xml:space="preserve">October 9, 2026</w:t>
+        <w:t xml:space="preserve">October 10, 2026</w:t>
       </w:r>
     </w:p>
     <w:tbl>
@@ -1724,7 +1724,7 @@
         <w:szCs w:val="14"/>
         <w:rFonts w:ascii="Cambria" w:cs="Cambria" w:eastAsia="Cambria" w:hAnsi="Cambria"/>
       </w:rPr>
-      <w:t xml:space="preserve">Generated October 9, 2026  |  California Community Colleges  |  CPL Initiative</w:t>
+      <w:t xml:space="preserve">Generated October 10, 2026  |  California Community Colleges  |  CPL Initiative</w:t>
     </w:r>
     <w:r>
       <w:rPr>

--- a/reports/projects/2.3_Report.docx
+++ b/reports/projects/2.3_Report.docx
@@ -64,7 +64,7 @@
           <w:szCs w:val="19"/>
           <w:rFonts w:ascii="Cambria" w:cs="Cambria" w:eastAsia="Cambria" w:hAnsi="Cambria"/>
         </w:rPr>
-        <w:t xml:space="preserve">October 10, 2026</w:t>
+        <w:t xml:space="preserve">October 11, 2026</w:t>
       </w:r>
     </w:p>
     <w:tbl>
@@ -1724,7 +1724,7 @@
         <w:szCs w:val="14"/>
         <w:rFonts w:ascii="Cambria" w:cs="Cambria" w:eastAsia="Cambria" w:hAnsi="Cambria"/>
       </w:rPr>
-      <w:t xml:space="preserve">Generated October 10, 2026  |  California Community Colleges  |  CPL Initiative</w:t>
+      <w:t xml:space="preserve">Generated October 11, 2026  |  California Community Colleges  |  CPL Initiative</w:t>
     </w:r>
     <w:r>
       <w:rPr>

--- a/reports/projects/2.3_Report.docx
+++ b/reports/projects/2.3_Report.docx
@@ -64,7 +64,7 @@
           <w:szCs w:val="19"/>
           <w:rFonts w:ascii="Cambria" w:cs="Cambria" w:eastAsia="Cambria" w:hAnsi="Cambria"/>
         </w:rPr>
-        <w:t xml:space="preserve">October 11, 2026</w:t>
+        <w:t xml:space="preserve">October 12, 2026</w:t>
       </w:r>
     </w:p>
     <w:tbl>
@@ -1724,7 +1724,7 @@
         <w:szCs w:val="14"/>
         <w:rFonts w:ascii="Cambria" w:cs="Cambria" w:eastAsia="Cambria" w:hAnsi="Cambria"/>
       </w:rPr>
-      <w:t xml:space="preserve">Generated October 11, 2026  |  California Community Colleges  |  CPL Initiative</w:t>
+      <w:t xml:space="preserve">Generated October 12, 2026  |  California Community Colleges  |  CPL Initiative</w:t>
     </w:r>
     <w:r>
       <w:rPr>

--- a/reports/projects/2.3_Report.docx
+++ b/reports/projects/2.3_Report.docx
@@ -64,7 +64,7 @@
           <w:szCs w:val="19"/>
           <w:rFonts w:ascii="Cambria" w:cs="Cambria" w:eastAsia="Cambria" w:hAnsi="Cambria"/>
         </w:rPr>
-        <w:t xml:space="preserve">October 12, 2026</w:t>
+        <w:t xml:space="preserve">October 13, 2026</w:t>
       </w:r>
     </w:p>
     <w:tbl>
@@ -1724,7 +1724,7 @@
         <w:szCs w:val="14"/>
         <w:rFonts w:ascii="Cambria" w:cs="Cambria" w:eastAsia="Cambria" w:hAnsi="Cambria"/>
       </w:rPr>
-      <w:t xml:space="preserve">Generated October 12, 2026  |  California Community Colleges  |  CPL Initiative</w:t>
+      <w:t xml:space="preserve">Generated October 13, 2026  |  California Community Colleges  |  CPL Initiative</w:t>
     </w:r>
     <w:r>
       <w:rPr>

--- a/reports/projects/2.3_Report.docx
+++ b/reports/projects/2.3_Report.docx
@@ -64,7 +64,7 @@
           <w:szCs w:val="19"/>
           <w:rFonts w:ascii="Cambria" w:cs="Cambria" w:eastAsia="Cambria" w:hAnsi="Cambria"/>
         </w:rPr>
-        <w:t xml:space="preserve">October 13, 2026</w:t>
+        <w:t xml:space="preserve">October 14, 2026</w:t>
       </w:r>
     </w:p>
     <w:tbl>
@@ -1724,7 +1724,7 @@
         <w:szCs w:val="14"/>
         <w:rFonts w:ascii="Cambria" w:cs="Cambria" w:eastAsia="Cambria" w:hAnsi="Cambria"/>
       </w:rPr>
-      <w:t xml:space="preserve">Generated October 13, 2026  |  California Community Colleges  |  CPL Initiative</w:t>
+      <w:t xml:space="preserve">Generated October 14, 2026  |  California Community Colleges  |  CPL Initiative</w:t>
     </w:r>
     <w:r>
       <w:rPr>

--- a/reports/projects/2.3_Report.docx
+++ b/reports/projects/2.3_Report.docx
@@ -64,7 +64,7 @@
           <w:szCs w:val="19"/>
           <w:rFonts w:ascii="Cambria" w:cs="Cambria" w:eastAsia="Cambria" w:hAnsi="Cambria"/>
         </w:rPr>
-        <w:t xml:space="preserve">October 14, 2026</w:t>
+        <w:t xml:space="preserve">October 15, 2026</w:t>
       </w:r>
     </w:p>
     <w:tbl>
@@ -1724,7 +1724,7 @@
         <w:szCs w:val="14"/>
         <w:rFonts w:ascii="Cambria" w:cs="Cambria" w:eastAsia="Cambria" w:hAnsi="Cambria"/>
       </w:rPr>
-      <w:t xml:space="preserve">Generated October 14, 2026  |  California Community Colleges  |  CPL Initiative</w:t>
+      <w:t xml:space="preserve">Generated October 15, 2026  |  California Community Colleges  |  CPL Initiative</w:t>
     </w:r>
     <w:r>
       <w:rPr>

--- a/reports/projects/2.3_Report.docx
+++ b/reports/projects/2.3_Report.docx
@@ -64,7 +64,7 @@
           <w:szCs w:val="19"/>
           <w:rFonts w:ascii="Cambria" w:cs="Cambria" w:eastAsia="Cambria" w:hAnsi="Cambria"/>
         </w:rPr>
-        <w:t xml:space="preserve">October 15, 2026</w:t>
+        <w:t xml:space="preserve">October 16, 2026</w:t>
       </w:r>
     </w:p>
     <w:tbl>
@@ -1724,7 +1724,7 @@
         <w:szCs w:val="14"/>
         <w:rFonts w:ascii="Cambria" w:cs="Cambria" w:eastAsia="Cambria" w:hAnsi="Cambria"/>
       </w:rPr>
-      <w:t xml:space="preserve">Generated October 15, 2026  |  California Community Colleges  |  CPL Initiative</w:t>
+      <w:t xml:space="preserve">Generated October 16, 2026  |  California Community Colleges  |  CPL Initiative</w:t>
     </w:r>
     <w:r>
       <w:rPr>

--- a/reports/projects/2.3_Report.docx
+++ b/reports/projects/2.3_Report.docx
@@ -64,7 +64,7 @@
           <w:szCs w:val="19"/>
           <w:rFonts w:ascii="Cambria" w:cs="Cambria" w:eastAsia="Cambria" w:hAnsi="Cambria"/>
         </w:rPr>
-        <w:t xml:space="preserve">October 16, 2026</w:t>
+        <w:t xml:space="preserve">October 17, 2026</w:t>
       </w:r>
     </w:p>
     <w:tbl>
@@ -1724,7 +1724,7 @@
         <w:szCs w:val="14"/>
         <w:rFonts w:ascii="Cambria" w:cs="Cambria" w:eastAsia="Cambria" w:hAnsi="Cambria"/>
       </w:rPr>
-      <w:t xml:space="preserve">Generated October 16, 2026  |  California Community Colleges  |  CPL Initiative</w:t>
+      <w:t xml:space="preserve">Generated October 17, 2026  |  California Community Colleges  |  CPL Initiative</w:t>
     </w:r>
     <w:r>
       <w:rPr>

--- a/reports/projects/2.3_Report.docx
+++ b/reports/projects/2.3_Report.docx
@@ -64,7 +64,7 @@
           <w:szCs w:val="19"/>
           <w:rFonts w:ascii="Cambria" w:cs="Cambria" w:eastAsia="Cambria" w:hAnsi="Cambria"/>
         </w:rPr>
-        <w:t xml:space="preserve">October 17, 2026</w:t>
+        <w:t xml:space="preserve">October 18, 2026</w:t>
       </w:r>
     </w:p>
     <w:tbl>
@@ -1724,7 +1724,7 @@
         <w:szCs w:val="14"/>
         <w:rFonts w:ascii="Cambria" w:cs="Cambria" w:eastAsia="Cambria" w:hAnsi="Cambria"/>
       </w:rPr>
-      <w:t xml:space="preserve">Generated October 17, 2026  |  California Community Colleges  |  CPL Initiative</w:t>
+      <w:t xml:space="preserve">Generated October 18, 2026  |  California Community Colleges  |  CPL Initiative</w:t>
     </w:r>
     <w:r>
       <w:rPr>

--- a/reports/projects/2.3_Report.docx
+++ b/reports/projects/2.3_Report.docx
@@ -965,7 +965,7 @@
           <w:szCs w:val="18"/>
           <w:rFonts w:ascii="Cambria" w:cs="Cambria" w:eastAsia="Cambria" w:hAnsi="Cambria"/>
         </w:rPr>
-        <w:t xml:space="preserve">Date: 2026-07-02</w:t>
+        <w:t xml:space="preserve">Date: 2026-10-18</w:t>
       </w:r>
     </w:p>
     <w:p>
@@ -979,7 +979,7 @@
           <w:szCs w:val="21"/>
           <w:rFonts w:ascii="Cambria" w:cs="Cambria" w:eastAsia="Cambria" w:hAnsi="Cambria"/>
         </w:rPr>
-        <w:t xml:space="preserve">The Common Course Crosswalks effort has been renamed Common Course Reference (CCR) to better reflect its function as an alignment tool for CPL adoption. Work is underway to merge currently aligned courses into new common course reference names and numbers using a phased, AI-supported approach with HUMANS principles. Draft 1 of the complete CCR is currently in testing with production anticipated for Fall 2026.</w:t>
+        <w:t xml:space="preserve">Since May 2026, significant progress has been made on CCR assembly and curation, with S. Lee leading AI-based tool development including SkyView, an interactive systemwide instructional data viewer that may serve as the future platform for consolidating currently disconnected instructional data.</w:t>
       </w:r>
     </w:p>
     <w:p>

--- a/reports/projects/2.3_Report.docx
+++ b/reports/projects/2.3_Report.docx
@@ -64,7 +64,7 @@
           <w:szCs w:val="19"/>
           <w:rFonts w:ascii="Cambria" w:cs="Cambria" w:eastAsia="Cambria" w:hAnsi="Cambria"/>
         </w:rPr>
-        <w:t xml:space="preserve">October 18, 2026</w:t>
+        <w:t xml:space="preserve">October 19, 2026</w:t>
       </w:r>
     </w:p>
     <w:tbl>
@@ -1724,7 +1724,7 @@
         <w:szCs w:val="14"/>
         <w:rFonts w:ascii="Cambria" w:cs="Cambria" w:eastAsia="Cambria" w:hAnsi="Cambria"/>
       </w:rPr>
-      <w:t xml:space="preserve">Generated October 18, 2026  |  California Community Colleges  |  CPL Initiative</w:t>
+      <w:t xml:space="preserve">Generated October 19, 2026  |  California Community Colleges  |  CPL Initiative</w:t>
     </w:r>
     <w:r>
       <w:rPr>

--- a/reports/projects/2.3_Report.docx
+++ b/reports/projects/2.3_Report.docx
@@ -64,7 +64,7 @@
           <w:szCs w:val="19"/>
           <w:rFonts w:ascii="Cambria" w:cs="Cambria" w:eastAsia="Cambria" w:hAnsi="Cambria"/>
         </w:rPr>
-        <w:t xml:space="preserve">October 19, 2026</w:t>
+        <w:t xml:space="preserve">October 20, 2026</w:t>
       </w:r>
     </w:p>
     <w:tbl>
@@ -1724,7 +1724,7 @@
         <w:szCs w:val="14"/>
         <w:rFonts w:ascii="Cambria" w:cs="Cambria" w:eastAsia="Cambria" w:hAnsi="Cambria"/>
       </w:rPr>
-      <w:t xml:space="preserve">Generated October 19, 2026  |  California Community Colleges  |  CPL Initiative</w:t>
+      <w:t xml:space="preserve">Generated October 20, 2026  |  California Community Colleges  |  CPL Initiative</w:t>
     </w:r>
     <w:r>
       <w:rPr>

--- a/reports/projects/2.3_Report.docx
+++ b/reports/projects/2.3_Report.docx
@@ -64,7 +64,7 @@
           <w:szCs w:val="19"/>
           <w:rFonts w:ascii="Cambria" w:cs="Cambria" w:eastAsia="Cambria" w:hAnsi="Cambria"/>
         </w:rPr>
-        <w:t xml:space="preserve">October 20, 2026</w:t>
+        <w:t xml:space="preserve">October 21, 2026</w:t>
       </w:r>
     </w:p>
     <w:tbl>
@@ -1724,7 +1724,7 @@
         <w:szCs w:val="14"/>
         <w:rFonts w:ascii="Cambria" w:cs="Cambria" w:eastAsia="Cambria" w:hAnsi="Cambria"/>
       </w:rPr>
-      <w:t xml:space="preserve">Generated October 20, 2026  |  California Community Colleges  |  CPL Initiative</w:t>
+      <w:t xml:space="preserve">Generated October 21, 2026  |  California Community Colleges  |  CPL Initiative</w:t>
     </w:r>
     <w:r>
       <w:rPr>

--- a/reports/projects/2.3_Report.docx
+++ b/reports/projects/2.3_Report.docx
@@ -64,7 +64,7 @@
           <w:szCs w:val="19"/>
           <w:rFonts w:ascii="Cambria" w:cs="Cambria" w:eastAsia="Cambria" w:hAnsi="Cambria"/>
         </w:rPr>
-        <w:t xml:space="preserve">October 21, 2026</w:t>
+        <w:t xml:space="preserve">October 22, 2026</w:t>
       </w:r>
     </w:p>
     <w:tbl>
@@ -1724,7 +1724,7 @@
         <w:szCs w:val="14"/>
         <w:rFonts w:ascii="Cambria" w:cs="Cambria" w:eastAsia="Cambria" w:hAnsi="Cambria"/>
       </w:rPr>
-      <w:t xml:space="preserve">Generated October 21, 2026  |  California Community Colleges  |  CPL Initiative</w:t>
+      <w:t xml:space="preserve">Generated October 22, 2026  |  California Community Colleges  |  CPL Initiative</w:t>
     </w:r>
     <w:r>
       <w:rPr>

--- a/reports/projects/2.3_Report.docx
+++ b/reports/projects/2.3_Report.docx
@@ -64,7 +64,7 @@
           <w:szCs w:val="19"/>
           <w:rFonts w:ascii="Cambria" w:cs="Cambria" w:eastAsia="Cambria" w:hAnsi="Cambria"/>
         </w:rPr>
-        <w:t xml:space="preserve">October 22, 2026</w:t>
+        <w:t xml:space="preserve">October 23, 2026</w:t>
       </w:r>
     </w:p>
     <w:tbl>
@@ -1724,7 +1724,7 @@
         <w:szCs w:val="14"/>
         <w:rFonts w:ascii="Cambria" w:cs="Cambria" w:eastAsia="Cambria" w:hAnsi="Cambria"/>
       </w:rPr>
-      <w:t xml:space="preserve">Generated October 22, 2026  |  California Community Colleges  |  CPL Initiative</w:t>
+      <w:t xml:space="preserve">Generated October 23, 2026  |  California Community Colleges  |  CPL Initiative</w:t>
     </w:r>
     <w:r>
       <w:rPr>

--- a/reports/projects/2.3_Report.docx
+++ b/reports/projects/2.3_Report.docx
@@ -64,7 +64,7 @@
           <w:szCs w:val="19"/>
           <w:rFonts w:ascii="Cambria" w:cs="Cambria" w:eastAsia="Cambria" w:hAnsi="Cambria"/>
         </w:rPr>
-        <w:t xml:space="preserve">October 23, 2026</w:t>
+        <w:t xml:space="preserve">October 24, 2026</w:t>
       </w:r>
     </w:p>
     <w:tbl>
@@ -1724,7 +1724,7 @@
         <w:szCs w:val="14"/>
         <w:rFonts w:ascii="Cambria" w:cs="Cambria" w:eastAsia="Cambria" w:hAnsi="Cambria"/>
       </w:rPr>
-      <w:t xml:space="preserve">Generated October 23, 2026  |  California Community Colleges  |  CPL Initiative</w:t>
+      <w:t xml:space="preserve">Generated October 24, 2026  |  California Community Colleges  |  CPL Initiative</w:t>
     </w:r>
     <w:r>
       <w:rPr>

--- a/reports/projects/2.3_Report.docx
+++ b/reports/projects/2.3_Report.docx
@@ -64,7 +64,7 @@
           <w:szCs w:val="19"/>
           <w:rFonts w:ascii="Cambria" w:cs="Cambria" w:eastAsia="Cambria" w:hAnsi="Cambria"/>
         </w:rPr>
-        <w:t xml:space="preserve">October 24, 2026</w:t>
+        <w:t xml:space="preserve">October 25, 2026</w:t>
       </w:r>
     </w:p>
     <w:tbl>
@@ -1724,7 +1724,7 @@
         <w:szCs w:val="14"/>
         <w:rFonts w:ascii="Cambria" w:cs="Cambria" w:eastAsia="Cambria" w:hAnsi="Cambria"/>
       </w:rPr>
-      <w:t xml:space="preserve">Generated October 24, 2026  |  California Community Colleges  |  CPL Initiative</w:t>
+      <w:t xml:space="preserve">Generated October 25, 2026  |  California Community Colleges  |  CPL Initiative</w:t>
     </w:r>
     <w:r>
       <w:rPr>

--- a/reports/projects/2.3_Report.docx
+++ b/reports/projects/2.3_Report.docx
@@ -64,7 +64,7 @@
           <w:szCs w:val="19"/>
           <w:rFonts w:ascii="Cambria" w:cs="Cambria" w:eastAsia="Cambria" w:hAnsi="Cambria"/>
         </w:rPr>
-        <w:t xml:space="preserve">October 25, 2026</w:t>
+        <w:t xml:space="preserve">October 26, 2026</w:t>
       </w:r>
     </w:p>
     <w:tbl>
@@ -1724,7 +1724,7 @@
         <w:szCs w:val="14"/>
         <w:rFonts w:ascii="Cambria" w:cs="Cambria" w:eastAsia="Cambria" w:hAnsi="Cambria"/>
       </w:rPr>
-      <w:t xml:space="preserve">Generated October 25, 2026  |  California Community Colleges  |  CPL Initiative</w:t>
+      <w:t xml:space="preserve">Generated October 26, 2026  |  California Community Colleges  |  CPL Initiative</w:t>
     </w:r>
     <w:r>
       <w:rPr>

--- a/reports/projects/2.3_Report.docx
+++ b/reports/projects/2.3_Report.docx
@@ -64,7 +64,7 @@
           <w:szCs w:val="19"/>
           <w:rFonts w:ascii="Cambria" w:cs="Cambria" w:eastAsia="Cambria" w:hAnsi="Cambria"/>
         </w:rPr>
-        <w:t xml:space="preserve">October 26, 2026</w:t>
+        <w:t xml:space="preserve">October 27, 2026</w:t>
       </w:r>
     </w:p>
     <w:tbl>
@@ -1724,7 +1724,7 @@
         <w:szCs w:val="14"/>
         <w:rFonts w:ascii="Cambria" w:cs="Cambria" w:eastAsia="Cambria" w:hAnsi="Cambria"/>
       </w:rPr>
-      <w:t xml:space="preserve">Generated October 26, 2026  |  California Community Colleges  |  CPL Initiative</w:t>
+      <w:t xml:space="preserve">Generated October 27, 2026  |  California Community Colleges  |  CPL Initiative</w:t>
     </w:r>
     <w:r>
       <w:rPr>

--- a/reports/projects/2.3_Report.docx
+++ b/reports/projects/2.3_Report.docx
@@ -64,7 +64,7 @@
           <w:szCs w:val="19"/>
           <w:rFonts w:ascii="Cambria" w:cs="Cambria" w:eastAsia="Cambria" w:hAnsi="Cambria"/>
         </w:rPr>
-        <w:t xml:space="preserve">October 27, 2026</w:t>
+        <w:t xml:space="preserve">October 28, 2026</w:t>
       </w:r>
     </w:p>
     <w:tbl>
@@ -1724,7 +1724,7 @@
         <w:szCs w:val="14"/>
         <w:rFonts w:ascii="Cambria" w:cs="Cambria" w:eastAsia="Cambria" w:hAnsi="Cambria"/>
       </w:rPr>
-      <w:t xml:space="preserve">Generated October 27, 2026  |  California Community Colleges  |  CPL Initiative</w:t>
+      <w:t xml:space="preserve">Generated October 28, 2026  |  California Community Colleges  |  CPL Initiative</w:t>
     </w:r>
     <w:r>
       <w:rPr>

--- a/reports/projects/2.3_Report.docx
+++ b/reports/projects/2.3_Report.docx
@@ -64,7 +64,7 @@
           <w:szCs w:val="19"/>
           <w:rFonts w:ascii="Cambria" w:cs="Cambria" w:eastAsia="Cambria" w:hAnsi="Cambria"/>
         </w:rPr>
-        <w:t xml:space="preserve">October 28, 2026</w:t>
+        <w:t xml:space="preserve">October 29, 2026</w:t>
       </w:r>
     </w:p>
     <w:tbl>
@@ -1724,7 +1724,7 @@
         <w:szCs w:val="14"/>
         <w:rFonts w:ascii="Cambria" w:cs="Cambria" w:eastAsia="Cambria" w:hAnsi="Cambria"/>
       </w:rPr>
-      <w:t xml:space="preserve">Generated October 28, 2026  |  California Community Colleges  |  CPL Initiative</w:t>
+      <w:t xml:space="preserve">Generated October 29, 2026  |  California Community Colleges  |  CPL Initiative</w:t>
     </w:r>
     <w:r>
       <w:rPr>

--- a/reports/projects/2.3_Report.docx
+++ b/reports/projects/2.3_Report.docx
@@ -64,7 +64,7 @@
           <w:szCs w:val="19"/>
           <w:rFonts w:ascii="Cambria" w:cs="Cambria" w:eastAsia="Cambria" w:hAnsi="Cambria"/>
         </w:rPr>
-        <w:t xml:space="preserve">October 29, 2026</w:t>
+        <w:t xml:space="preserve">October 30, 2026</w:t>
       </w:r>
     </w:p>
     <w:tbl>
@@ -1724,7 +1724,7 @@
         <w:szCs w:val="14"/>
         <w:rFonts w:ascii="Cambria" w:cs="Cambria" w:eastAsia="Cambria" w:hAnsi="Cambria"/>
       </w:rPr>
-      <w:t xml:space="preserve">Generated October 29, 2026  |  California Community Colleges  |  CPL Initiative</w:t>
+      <w:t xml:space="preserve">Generated October 30, 2026  |  California Community Colleges  |  CPL Initiative</w:t>
     </w:r>
     <w:r>
       <w:rPr>

--- a/reports/projects/2.3_Report.docx
+++ b/reports/projects/2.3_Report.docx
@@ -64,7 +64,7 @@
           <w:szCs w:val="19"/>
           <w:rFonts w:ascii="Cambria" w:cs="Cambria" w:eastAsia="Cambria" w:hAnsi="Cambria"/>
         </w:rPr>
-        <w:t xml:space="preserve">October 30, 2026</w:t>
+        <w:t xml:space="preserve">October 31, 2026</w:t>
       </w:r>
     </w:p>
     <w:tbl>
@@ -1724,7 +1724,7 @@
         <w:szCs w:val="14"/>
         <w:rFonts w:ascii="Cambria" w:cs="Cambria" w:eastAsia="Cambria" w:hAnsi="Cambria"/>
       </w:rPr>
-      <w:t xml:space="preserve">Generated October 30, 2026  |  California Community Colleges  |  CPL Initiative</w:t>
+      <w:t xml:space="preserve">Generated October 31, 2026  |  California Community Colleges  |  CPL Initiative</w:t>
     </w:r>
     <w:r>
       <w:rPr>

--- a/reports/projects/2.3_Report.docx
+++ b/reports/projects/2.3_Report.docx
@@ -64,7 +64,7 @@
           <w:szCs w:val="19"/>
           <w:rFonts w:ascii="Cambria" w:cs="Cambria" w:eastAsia="Cambria" w:hAnsi="Cambria"/>
         </w:rPr>
-        <w:t xml:space="preserve">October 31, 2026</w:t>
+        <w:t xml:space="preserve">November 1, 2026</w:t>
       </w:r>
     </w:p>
     <w:tbl>
@@ -1724,7 +1724,7 @@
         <w:szCs w:val="14"/>
         <w:rFonts w:ascii="Cambria" w:cs="Cambria" w:eastAsia="Cambria" w:hAnsi="Cambria"/>
       </w:rPr>
-      <w:t xml:space="preserve">Generated October 31, 2026  |  California Community Colleges  |  CPL Initiative</w:t>
+      <w:t xml:space="preserve">Generated November 1, 2026  |  California Community Colleges  |  CPL Initiative</w:t>
     </w:r>
     <w:r>
       <w:rPr>
